--- a/Programacion II/Kit docente/Clase 8/Guion Docente Clase 8 - Documentacion y QA Javadoc y pruebas.docx
+++ b/Programacion II/Kit docente/Clase 8/Guion Docente Clase 8 - Documentacion y QA Javadoc y pruebas.docx
@@ -192,13 +192,16 @@
       </w:r>
     </w:p>
     <w:p>
+      <w:pPr>
+        <w:spacing w:before="200" w:after="60"/>
+      </w:pPr>
       <w:r>
         <w:rPr>
-          <w:b w:val="0"/>
-          <w:color w:val="4A4A49"/>
-          <w:sz w:val="22"/>
+          <w:b/>
+          <w:color w:val="1A1C1D"/>
+          <w:sz w:val="32"/>
         </w:rPr>
-        <w:t>Documentar no es llenar el codigo de comentarios. Un comentario como '// suma uno al contador' encima de la linea contador++ no le sirve a nadie: repite lo que ya dice el codigo y ademas envejece mal, porque cuando alguien cambia la linea nadie se acuerda de cambiar el comentario, y entonces el comentario miente. Javadoc resuelve otro problema, que es el del contrato: le dice a quien va a usar su clase que hace el metodo, que espera recibir, que devuelve y en que casos revienta, sin que esa persona tenga que abrir el codigo fuente. En VetCare esa diferencia es concreta: el estudiante que escriba la ventana de citas necesita saber que agendar() lanza excepcion si la mascota esta inactiva, y no tiene por que leer las veinte lineas del metodo para descubrirlo. La documentacion tecnica no describe la implementacion, describe la promesa.</w:t>
+        <w:t>Apoyo por diapositiva</w:t>
       </w:r>
     </w:p>
     <w:p>
@@ -208,47 +211,131 @@
           <w:color w:val="4A4A49"/>
           <w:sz w:val="22"/>
         </w:rPr>
-        <w:t>Un bloque Javadoc se escribe con /** y se cierra con */, y va inmediatamente encima de la clase, del constructor, del atributo o del metodo que documenta (si lo pone debajo, no sirve). La primera frase debe ser un resumen corto que termine en punto, porque esa frase es la que aparece en las tablas resumen del HTML generado. Despues vienen las etiquetas: @param una por cada parametro con su nombre exacto, @return si el metodo devuelve algo, @throws por cada excepcion documentada, y a nivel de clase @author y @version. Se pueden usar marcas como {@code M-001} para que un texto se vea con tipografia de codigo y @see para remitir a otra clase. Lo que se genera es un sitio web: en VS Code se corre la herramienta del JDK desde la terminal integrada, «javadoc -d docs -private src/vetcare/*.java», que crea la carpeta docs/ y deja un index.html que se abre en el navegador con la misma cara que tiene la documentacion oficial de Java. Un beneficio inmediato que se ve sin generar nada: apenas usted escribe el Javadoc, VS Code se lo muestra al pasar el cursor cuando alguien invoca el metodo con Ctrl+Espacio.</w:t>
+        <w:t xml:space="preserve">Todo lo que hay que decir </w:t>
       </w:r>
-    </w:p>
-    <w:p>
+      <w:r>
+        <w:rPr>
+          <w:b/>
+          <w:color w:val="4A4A49"/>
+          <w:sz w:val="22"/>
+        </w:rPr>
+        <w:t>esta proyectado</w:t>
+      </w:r>
       <w:r>
         <w:rPr>
           <w:b w:val="0"/>
           <w:color w:val="4A4A49"/>
           <w:sz w:val="22"/>
         </w:rPr>
-        <w:t>Ahora bien, la mejor documentacion es la que no hay que escribir, y eso se logra con nombres que se explican solos. Compare 'public boolean verificar(String x)' con 'public boolean estaActiva(String idMascota)': la segunda no necesita comentario. En Java hay convenciones que el mundo entero respeta y que sus estudiantes deben respetar desde ya: clases en PascalCase (AgendaService), metodos y variables en camelCase (agendarCita, idMascota), constantes en MAYUSCULAS con guion bajo (TARIFA_BASE), metodos que devuelven boolean nombrados como una pregunta (estaActiva, tieneCitasPendientes), y metodos que hacen algo nombrados con verbo (agendar, registrar, buscarPorId). Nada de proc1, dato2, aux ni flag. En VetCare hicimos precisamente ese refactor: lo que empezo llamandose 'validar' pasa a llamarse 'agendar', y la variable 'b' pasa a llamarse 'mascotaActiva'; el codigo quedo igual de largo pero dejo de necesitar traductor.</w:t>
+        <w:t>. Esta seccion dice que subrayar en cada lamina, no repite su contenido.</w:t>
       </w:r>
     </w:p>
     <w:p>
+      <w:r>
+        <w:rPr>
+          <w:b/>
+          <w:color w:val="4A4A49"/>
+          <w:sz w:val="22"/>
+        </w:rPr>
+        <w:t>Documentar no es llenar el codigo de comentarios</w:t>
+      </w:r>
       <w:r>
         <w:rPr>
           <w:b w:val="0"/>
           <w:color w:val="4A4A49"/>
           <w:sz w:val="22"/>
         </w:rPr>
-        <w:t>La segunda mitad de la clase es control de calidad. Un caso de prueba tiene cuatro partes y conviene escribirlas en el tablero antes de tocar el teclado: un nombre que se lea como una frase, unos datos o estado de partida, una accion concreta y un resultado esperado. En ingles a esa estructura se le dice AAA: Arrange (preparar), Act (ejecutar), Assert (comprobar). Y no basta con probar que todo salga bien: por cada funcionalidad se necesitan pruebas positivas (mascota activa agenda y la cita queda registrada), negativas (mascota inactiva no agenda y lanza excepcion) y de borde (fecha vacia, ID inexistente, horario ya ocupado). Para la regla de hoy la tabla queda asi: caso 1, mascota M-001 Kira activa, agendar el 30 de septiembre a las 10:00, se espera una cita creada y total de citas igual a 1; caso 2, mascota M-009 Rocky inactiva, misma accion, se espera IllegalStateException y total de citas igual a 0. Fijese que el resultado esperado se define ANTES de correr el programa; si usted primero ejecuta y despues decide que esperaba, eso no es una prueba, es una conformidad.</w:t>
+        <w:t xml:space="preserve"> — 6 vinetas.</w:t>
       </w:r>
     </w:p>
     <w:p>
+      <w:r>
+        <w:rPr>
+          <w:b/>
+          <w:color w:val="4A4A49"/>
+          <w:sz w:val="22"/>
+        </w:rPr>
+        <w:t>Un bloque Javadoc se escribe con /</w:t>
+      </w:r>
       <w:r>
         <w:rPr>
           <w:b w:val="0"/>
           <w:color w:val="4A4A49"/>
           <w:sz w:val="22"/>
         </w:rPr>
-        <w:t>JUnit es la herramienta que convierte esos casos en codigo que se ejecuta solo. En VS Code se agrega desde la vista Testing (el icono del matraz) con «Enable Java Tests» &gt; JUnit 5, que baja los .jar solo; las clases de prueba viven en la carpeta test/, separadas del codigo de produccion; la convencion es AgendaServiceTest para probar AgendaService. Cada caso es un metodo publico anotado con @Test cuyo nombre describe el escenario (agendar_mascotaInactiva_lanzaIllegalStateException), con un metodo anotado @Before o @BeforeEach que arma el estado limpio antes de cada caso, para que ninguna prueba dependa de la anterior. Las comprobaciones se hacen con assertEquals(esperado, obtenido), assertTrue(condicion) y assertThrows(IllegalStateException.class, () -&gt; agenda.agendar(...)), que es la forma moderna de verificar que algo debe fallar. La diferencia con la prueba manual es importante y hay que decirla completa: la prueba unitaria es automatica, repetible, rapida y prueba logica aislada, y por eso se corre cada vez que se toca el codigo; la prueba manual la hace un humano usando la interfaz, sirve para lo que no se puede automatizar facil (que el JOptionPane se lea bien, que la ventana no se congele, que el flujo tenga sentido para la recepcionista) y no reemplaza a la otra. Y aqui se cobra la clase 6: como la regla de agendar vive en AgendaService y no dentro de un boton, se puede probar sin abrir ni una sola ventana.</w:t>
+        <w:t xml:space="preserve"> y se cierra con */, y va...** — 7 vinetas.</w:t>
       </w:r>
     </w:p>
     <w:p>
+      <w:r>
+        <w:rPr>
+          <w:b/>
+          <w:color w:val="4A4A49"/>
+          <w:sz w:val="22"/>
+        </w:rPr>
+        <w:t>La mejor documentacion es la que no hay que escribir, y eso se logra...</w:t>
+      </w:r>
       <w:r>
         <w:rPr>
           <w:b w:val="0"/>
           <w:color w:val="4A4A49"/>
           <w:sz w:val="22"/>
         </w:rPr>
-        <w:t>Error tipico del docente que no domina el tema: confundir Javadoc con comentarios normales y escribir // encima de los metodos creyendo que eso genera documentacion, o abrir el bloque con /* en vez de /** y despues no entender por que el HTML sale vacio. Muy de la mano va el vicio de documentar lo obvio (un @return 'retorna el nombre' sobre getNombre()) y dejar sin una sola linea el metodo agendar, que es justo donde vive la regla de negocio que nadie adivina. En pruebas los errores son igual de tipicos: llamar 'prueba' a un main con System.out.println donde el docente mira la consola y dice 'si, funciono' (eso no es automatico ni repetible, y nadie se entera cuando se rompe tres semanas despues); escribir pruebas que dependen del orden porque comparten un Singleton sucio de la prueba anterior; e intentar probar la ventana en vez del servicio, que es el sintoma clasico de haber metido la logica dentro del boton. Y el peor de todos, el que hay que desarmar en voz alta: creer que 'si compila, funciona'. Compilar solo significa que la sintaxis esta bien; que la mascota inactiva no pueda agendar cita es algo que solo se sabe si alguien lo comprueba.</w:t>
+        <w:t xml:space="preserve"> — 6 vinetas.</w:t>
+      </w:r>
+    </w:p>
+    <w:p>
+      <w:r>
+        <w:rPr>
+          <w:b/>
+          <w:color w:val="4A4A49"/>
+          <w:sz w:val="22"/>
+        </w:rPr>
+        <w:t>La segunda mitad de la clase es control de calidad</w:t>
+      </w:r>
+      <w:r>
+        <w:rPr>
+          <w:b w:val="0"/>
+          <w:color w:val="4A4A49"/>
+          <w:sz w:val="22"/>
+        </w:rPr>
+        <w:t xml:space="preserve"> — 8 vinetas.</w:t>
+      </w:r>
+    </w:p>
+    <w:p>
+      <w:r>
+        <w:rPr>
+          <w:b/>
+          <w:color w:val="4A4A49"/>
+          <w:sz w:val="22"/>
+        </w:rPr>
+        <w:t>JUnit es la herramienta que convierte esos casos en codigo que se... (1/2)</w:t>
+      </w:r>
+      <w:r>
+        <w:rPr>
+          <w:b w:val="0"/>
+          <w:color w:val="4A4A49"/>
+          <w:sz w:val="22"/>
+        </w:rPr>
+        <w:t xml:space="preserve"> — 6 vinetas.</w:t>
+      </w:r>
+    </w:p>
+    <w:p>
+      <w:r>
+        <w:rPr>
+          <w:b/>
+          <w:color w:val="4A4A49"/>
+          <w:sz w:val="22"/>
+        </w:rPr>
+        <w:t>JUnit es la herramienta que convierte esos casos en codigo que se... (2/2)</w:t>
+      </w:r>
+      <w:r>
+        <w:rPr>
+          <w:b w:val="0"/>
+          <w:color w:val="4A4A49"/>
+          <w:sz w:val="22"/>
+        </w:rPr>
+        <w:t xml:space="preserve"> — 4 vinetas.</w:t>
       </w:r>
     </w:p>
     <w:p>

--- a/Programacion II/Kit docente/Clase 8/Guion Docente Clase 8 - Documentacion y QA Javadoc y pruebas.docx
+++ b/Programacion II/Kit docente/Clase 8/Guion Docente Clase 8 - Documentacion y QA Javadoc y pruebas.docx
@@ -245,7 +245,20 @@
           <w:color w:val="4A4A49"/>
           <w:sz w:val="22"/>
         </w:rPr>
-        <w:t xml:space="preserve"> — 6 vinetas.</w:t>
+        <w:t xml:space="preserve"> — 5 vinetas.</w:t>
+      </w:r>
+    </w:p>
+    <w:p>
+      <w:pPr>
+        <w:pStyle w:val="ListBullet2"/>
+      </w:pPr>
+      <w:r>
+        <w:rPr>
+          <w:b w:val="0"/>
+          <w:color w:val="4A4A49"/>
+          <w:sz w:val="22"/>
+        </w:rPr>
+        <w:t>La documentacion tecnica no describe la implementacion, describe la promesa.</w:t>
       </w:r>
     </w:p>
     <w:p>
@@ -263,7 +276,33 @@
           <w:color w:val="4A4A49"/>
           <w:sz w:val="22"/>
         </w:rPr>
-        <w:t xml:space="preserve"> y se cierra con */, y va...** — 7 vinetas.</w:t>
+        <w:t xml:space="preserve"> y se cierra con */, y va...** — 4 vinetas.</w:t>
+      </w:r>
+    </w:p>
+    <w:p>
+      <w:pPr>
+        <w:pStyle w:val="ListBullet2"/>
+      </w:pPr>
+      <w:r>
+        <w:rPr>
+          <w:b w:val="0"/>
+          <w:color w:val="4A4A49"/>
+          <w:sz w:val="22"/>
+        </w:rPr>
+        <w:t>La primera frase debe ser un resumen corto que termine en punto, porque esa frase es la que aparece en las tablas resumen del HTML generado.</w:t>
+      </w:r>
+    </w:p>
+    <w:p>
+      <w:pPr>
+        <w:pStyle w:val="ListBullet2"/>
+      </w:pPr>
+      <w:r>
+        <w:rPr>
+          <w:b w:val="0"/>
+          <w:color w:val="4A4A49"/>
+          <w:sz w:val="22"/>
+        </w:rPr>
+        <w:t>Lo que se genera es un sitio web: en VS Code se corre la herramienta del JDK desde la terminal integrada, «javadoc -d docs -private src/vetcare/*.java», que crea la carpeta docs/ y deja un index.html que se abre en el navegador con la misma cara que tiene la documentacion oficial de Java.</w:t>
       </w:r>
     </w:p>
     <w:p>
@@ -273,7 +312,7 @@
           <w:color w:val="4A4A49"/>
           <w:sz w:val="22"/>
         </w:rPr>
-        <w:t>La mejor documentacion es la que no hay que escribir, y eso se logra...</w:t>
+        <w:t>La mejor documentacion es la que no hay que escribir, y eso se logra... (1/2)</w:t>
       </w:r>
       <w:r>
         <w:rPr>
@@ -281,7 +320,20 @@
           <w:color w:val="4A4A49"/>
           <w:sz w:val="22"/>
         </w:rPr>
-        <w:t xml:space="preserve"> — 6 vinetas.</w:t>
+        <w:t xml:space="preserve"> — 3 vinetas.</w:t>
+      </w:r>
+    </w:p>
+    <w:p>
+      <w:pPr>
+        <w:pStyle w:val="ListBullet2"/>
+      </w:pPr>
+      <w:r>
+        <w:rPr>
+          <w:b w:val="0"/>
+          <w:color w:val="4A4A49"/>
+          <w:sz w:val="22"/>
+        </w:rPr>
+        <w:t>Ahora bien, la mejor documentacion es la que no hay que escribir, y eso se logra con nombres que se explican solos.</w:t>
       </w:r>
     </w:p>
     <w:p>
@@ -291,7 +343,7 @@
           <w:color w:val="4A4A49"/>
           <w:sz w:val="22"/>
         </w:rPr>
-        <w:t>La segunda mitad de la clase es control de calidad</w:t>
+        <w:t>La mejor documentacion es la que no hay que escribir, y eso se logra... (2/2)</w:t>
       </w:r>
       <w:r>
         <w:rPr>
@@ -299,7 +351,43 @@
           <w:color w:val="4A4A49"/>
           <w:sz w:val="22"/>
         </w:rPr>
-        <w:t xml:space="preserve"> — 8 vinetas.</w:t>
+        <w:t xml:space="preserve"> — 2 vinetas.</w:t>
+      </w:r>
+    </w:p>
+    <w:p>
+      <w:r>
+        <w:rPr>
+          <w:b/>
+          <w:color w:val="4A4A49"/>
+          <w:sz w:val="22"/>
+        </w:rPr>
+        <w:t>La segunda mitad de la clase es control de calidad (1/2)</w:t>
+      </w:r>
+      <w:r>
+        <w:rPr>
+          <w:b w:val="0"/>
+          <w:color w:val="4A4A49"/>
+          <w:sz w:val="22"/>
+        </w:rPr>
+        <w:t xml:space="preserve"> — 5 vinetas.</w:t>
+      </w:r>
+    </w:p>
+    <w:p>
+      <w:r>
+        <w:rPr>
+          <w:b/>
+          <w:color w:val="4A4A49"/>
+          <w:sz w:val="22"/>
+        </w:rPr>
+        <w:t>La segunda mitad de la clase es control de calidad (2/2)</w:t>
+      </w:r>
+      <w:r>
+        <w:rPr>
+          <w:b w:val="0"/>
+          <w:color w:val="4A4A49"/>
+          <w:sz w:val="22"/>
+        </w:rPr>
+        <w:t xml:space="preserve"> — 3 vinetas.</w:t>
       </w:r>
     </w:p>
     <w:p>
@@ -336,6 +424,312 @@
           <w:sz w:val="22"/>
         </w:rPr>
         <w:t xml:space="preserve"> — 4 vinetas.</w:t>
+      </w:r>
+    </w:p>
+    <w:p>
+      <w:r>
+        <w:rPr>
+          <w:b/>
+          <w:color w:val="4A4A49"/>
+          <w:sz w:val="22"/>
+        </w:rPr>
+        <w:t>VetCareQADemo.java — class VetCareQADemo</w:t>
+      </w:r>
+      <w:r>
+        <w:rPr>
+          <w:b w:val="0"/>
+          <w:color w:val="4A4A49"/>
+          <w:sz w:val="22"/>
+        </w:rPr>
+        <w:t xml:space="preserve"> — 5 vinetas.</w:t>
+      </w:r>
+    </w:p>
+    <w:p>
+      <w:r>
+        <w:rPr>
+          <w:b/>
+          <w:color w:val="4A4A49"/>
+          <w:sz w:val="22"/>
+        </w:rPr>
+        <w:t>VetCareQADemo.java — main() (1/3)</w:t>
+      </w:r>
+      <w:r>
+        <w:rPr>
+          <w:b w:val="0"/>
+          <w:color w:val="4A4A49"/>
+          <w:sz w:val="22"/>
+        </w:rPr>
+        <w:t xml:space="preserve"> — 20 vinetas.</w:t>
+      </w:r>
+    </w:p>
+    <w:p>
+      <w:r>
+        <w:rPr>
+          <w:b/>
+          <w:color w:val="4A4A49"/>
+          <w:sz w:val="22"/>
+        </w:rPr>
+        <w:t>VetCareQADemo.java — main() (2/3)</w:t>
+      </w:r>
+      <w:r>
+        <w:rPr>
+          <w:b w:val="0"/>
+          <w:color w:val="4A4A49"/>
+          <w:sz w:val="22"/>
+        </w:rPr>
+        <w:t xml:space="preserve"> — 20 vinetas.</w:t>
+      </w:r>
+    </w:p>
+    <w:p>
+      <w:r>
+        <w:rPr>
+          <w:b/>
+          <w:color w:val="4A4A49"/>
+          <w:sz w:val="22"/>
+        </w:rPr>
+        <w:t>VetCareQADemo.java — main() (3/3)</w:t>
+      </w:r>
+      <w:r>
+        <w:rPr>
+          <w:b w:val="0"/>
+          <w:color w:val="4A4A49"/>
+          <w:sz w:val="22"/>
+        </w:rPr>
+        <w:t xml:space="preserve"> — 8 vinetas.</w:t>
+      </w:r>
+    </w:p>
+    <w:p>
+      <w:r>
+        <w:rPr>
+          <w:b/>
+          <w:color w:val="4A4A49"/>
+          <w:sz w:val="22"/>
+        </w:rPr>
+        <w:t>VetCareQADemo.java — nuevaAgenda()</w:t>
+      </w:r>
+      <w:r>
+        <w:rPr>
+          <w:b w:val="0"/>
+          <w:color w:val="4A4A49"/>
+          <w:sz w:val="22"/>
+        </w:rPr>
+        <w:t xml:space="preserve"> — 8 vinetas.</w:t>
+      </w:r>
+    </w:p>
+    <w:p>
+      <w:r>
+        <w:rPr>
+          <w:b/>
+          <w:color w:val="4A4A49"/>
+          <w:sz w:val="22"/>
+        </w:rPr>
+        <w:t>VetCareQADemo.java — verificar()</w:t>
+      </w:r>
+      <w:r>
+        <w:rPr>
+          <w:b w:val="0"/>
+          <w:color w:val="4A4A49"/>
+          <w:sz w:val="22"/>
+        </w:rPr>
+        <w:t xml:space="preserve"> — 17 vinetas.</w:t>
+      </w:r>
+    </w:p>
+    <w:p>
+      <w:r>
+        <w:rPr>
+          <w:b/>
+          <w:color w:val="4A4A49"/>
+          <w:sz w:val="22"/>
+        </w:rPr>
+        <w:t>VetCareQADemo.java — class Mascota</w:t>
+      </w:r>
+      <w:r>
+        <w:rPr>
+          <w:b w:val="0"/>
+          <w:color w:val="4A4A49"/>
+          <w:sz w:val="22"/>
+        </w:rPr>
+        <w:t xml:space="preserve"> — 13 vinetas.</w:t>
+      </w:r>
+    </w:p>
+    <w:p>
+      <w:r>
+        <w:rPr>
+          <w:b/>
+          <w:color w:val="4A4A49"/>
+          <w:sz w:val="22"/>
+        </w:rPr>
+        <w:t>VetCareQADemo.java — Mascota() (1/2)</w:t>
+      </w:r>
+      <w:r>
+        <w:rPr>
+          <w:b w:val="0"/>
+          <w:color w:val="4A4A49"/>
+          <w:sz w:val="22"/>
+        </w:rPr>
+        <w:t xml:space="preserve"> — 20 vinetas.</w:t>
+      </w:r>
+    </w:p>
+    <w:p>
+      <w:r>
+        <w:rPr>
+          <w:b/>
+          <w:color w:val="4A4A49"/>
+          <w:sz w:val="22"/>
+        </w:rPr>
+        <w:t>VetCareQADemo.java — Mascota() (2/2)</w:t>
+      </w:r>
+      <w:r>
+        <w:rPr>
+          <w:b w:val="0"/>
+          <w:color w:val="4A4A49"/>
+          <w:sz w:val="22"/>
+        </w:rPr>
+        <w:t xml:space="preserve"> — 4 vinetas.</w:t>
+      </w:r>
+    </w:p>
+    <w:p>
+      <w:r>
+        <w:rPr>
+          <w:b/>
+          <w:color w:val="4A4A49"/>
+          <w:sz w:val="22"/>
+        </w:rPr>
+        <w:t>VetCareQADemo.java — class Cita</w:t>
+      </w:r>
+      <w:r>
+        <w:rPr>
+          <w:b w:val="0"/>
+          <w:color w:val="4A4A49"/>
+          <w:sz w:val="22"/>
+        </w:rPr>
+        <w:t xml:space="preserve"> — 11 vinetas.</w:t>
+      </w:r>
+    </w:p>
+    <w:p>
+      <w:r>
+        <w:rPr>
+          <w:b/>
+          <w:color w:val="4A4A49"/>
+          <w:sz w:val="22"/>
+        </w:rPr>
+        <w:t>VetCareQADemo.java — Cita()</w:t>
+      </w:r>
+      <w:r>
+        <w:rPr>
+          <w:b w:val="0"/>
+          <w:color w:val="4A4A49"/>
+          <w:sz w:val="22"/>
+        </w:rPr>
+        <w:t xml:space="preserve"> — 10 vinetas.</w:t>
+      </w:r>
+    </w:p>
+    <w:p>
+      <w:r>
+        <w:rPr>
+          <w:b/>
+          <w:color w:val="4A4A49"/>
+          <w:sz w:val="22"/>
+        </w:rPr>
+        <w:t>VetCareQADemo.java — class AgendaService</w:t>
+      </w:r>
+      <w:r>
+        <w:rPr>
+          <w:b w:val="0"/>
+          <w:color w:val="4A4A49"/>
+          <w:sz w:val="22"/>
+        </w:rPr>
+        <w:t xml:space="preserve"> — 11 vinetas.</w:t>
+      </w:r>
+    </w:p>
+    <w:p>
+      <w:r>
+        <w:rPr>
+          <w:b/>
+          <w:color w:val="4A4A49"/>
+          <w:sz w:val="22"/>
+        </w:rPr>
+        <w:t>VetCareQADemo.java — registrarMascota()</w:t>
+      </w:r>
+      <w:r>
+        <w:rPr>
+          <w:b w:val="0"/>
+          <w:color w:val="4A4A49"/>
+          <w:sz w:val="22"/>
+        </w:rPr>
+        <w:t xml:space="preserve"> — 18 vinetas.</w:t>
+      </w:r>
+    </w:p>
+    <w:p>
+      <w:r>
+        <w:rPr>
+          <w:b/>
+          <w:color w:val="4A4A49"/>
+          <w:sz w:val="22"/>
+        </w:rPr>
+        <w:t>VetCareQADemo.java — agendar() (1/4)</w:t>
+      </w:r>
+      <w:r>
+        <w:rPr>
+          <w:b w:val="0"/>
+          <w:color w:val="4A4A49"/>
+          <w:sz w:val="22"/>
+        </w:rPr>
+        <w:t xml:space="preserve"> — 20 vinetas.</w:t>
+      </w:r>
+    </w:p>
+    <w:p>
+      <w:r>
+        <w:rPr>
+          <w:b/>
+          <w:color w:val="4A4A49"/>
+          <w:sz w:val="22"/>
+        </w:rPr>
+        <w:t>VetCareQADemo.java — agendar() (2/4)</w:t>
+      </w:r>
+      <w:r>
+        <w:rPr>
+          <w:b w:val="0"/>
+          <w:color w:val="4A4A49"/>
+          <w:sz w:val="22"/>
+        </w:rPr>
+        <w:t xml:space="preserve"> — 20 vinetas.</w:t>
+      </w:r>
+    </w:p>
+    <w:p>
+      <w:r>
+        <w:rPr>
+          <w:b/>
+          <w:color w:val="4A4A49"/>
+          <w:sz w:val="22"/>
+        </w:rPr>
+        <w:t>VetCareQADemo.java — agendar() (3/4)</w:t>
+      </w:r>
+      <w:r>
+        <w:rPr>
+          <w:b w:val="0"/>
+          <w:color w:val="4A4A49"/>
+          <w:sz w:val="22"/>
+        </w:rPr>
+        <w:t xml:space="preserve"> — 20 vinetas.</w:t>
+      </w:r>
+    </w:p>
+    <w:p>
+      <w:r>
+        <w:rPr>
+          <w:b/>
+          <w:color w:val="4A4A49"/>
+          <w:sz w:val="22"/>
+        </w:rPr>
+        <w:t>VetCareQADemo.java — agendar() (4/4)</w:t>
+      </w:r>
+      <w:r>
+        <w:rPr>
+          <w:b w:val="0"/>
+          <w:color w:val="4A4A49"/>
+          <w:sz w:val="22"/>
+        </w:rPr>
+        <w:t xml:space="preserve"> — 18 vinetas.</w:t>
       </w:r>
     </w:p>
     <w:p>

--- a/Programacion II/Kit docente/Clase 8/Guion Docente Clase 8 - Documentacion y QA Javadoc y pruebas.docx
+++ b/Programacion II/Kit docente/Clase 8/Guion Docente Clase 8 - Documentacion y QA Javadoc y pruebas.docx
@@ -834,7 +834,7 @@
           <w:color w:val="4A4A49"/>
           <w:sz w:val="22"/>
         </w:rPr>
-        <w:t>Cubrir el fundamento de arriba apoyandose en la slide «Teoria Core» y en la de codigo</w:t>
+        <w:t>Cubrir el fundamento de arriba apoyandose en las laminas de concepto y en las de codigo</w:t>
       </w:r>
     </w:p>
     <w:p>
@@ -844,7 +844,7 @@
           <w:color w:val="4A4A49"/>
           <w:sz w:val="22"/>
         </w:rPr>
-        <w:t>proyectable. Cada 8-10 min, amarrar al producto: «esto es lo que van a dejar hoy en VetCare».</w:t>
+        <w:t>(lo que hay que subrayar esta tambien en las notas del presentador de cada lamina). Cada 8-10 min, amarrar al producto: «esto es lo que van a dejar hoy en VetCare».</w:t>
       </w:r>
     </w:p>
     <w:p>
@@ -929,7 +929,36 @@
           <w:color w:val="1A1C1D"/>
           <w:sz w:val="32"/>
         </w:rPr>
-        <w:t>60-105 · Taller guiado = avance del PI</w:t>
+        <w:t>60-105 · Taller guiado (opcional) = avance del PI</w:t>
+      </w:r>
+    </w:p>
+    <w:p>
+      <w:r>
+        <w:rPr>
+          <w:b w:val="0"/>
+          <w:color w:val="4A4A49"/>
+          <w:sz w:val="22"/>
+        </w:rPr>
+        <w:t>Opcional: no tiene lamina en el deck. La guia esta en</w:t>
+      </w:r>
+    </w:p>
+    <w:p>
+      <w:r>
+        <w:rPr>
+          <w:rFonts w:ascii="Consolas" w:hAnsi="Consolas"/>
+          <w:b w:val="0"/>
+          <w:color w:val="111111"/>
+          <w:sz w:val="21"/>
+        </w:rPr>
+        <w:t>Clases/Clase 8 - Documentacion y QA Javadoc y pruebas/Taller PI - Clase 8 - VetCare.docx</w:t>
+      </w:r>
+      <w:r>
+        <w:rPr>
+          <w:b w:val="0"/>
+          <w:color w:val="4A4A49"/>
+          <w:sz w:val="22"/>
+        </w:rPr>
+        <w:t>; si hoy no se hace, se extiende la demo y la practica libre.</w:t>
       </w:r>
     </w:p>
     <w:p>
@@ -1065,7 +1094,24 @@
           <w:color w:val="4A4A49"/>
           <w:sz w:val="22"/>
         </w:rPr>
-        <w:t>Repasar el checklist de la slide de criterios.</w:t>
+        <w:t xml:space="preserve">Si hubo taller, repasar los criterios de exito del </w:t>
+      </w:r>
+      <w:r>
+        <w:rPr>
+          <w:rFonts w:ascii="Consolas" w:hAnsi="Consolas"/>
+          <w:b w:val="0"/>
+          <w:color w:val="111111"/>
+          <w:sz w:val="21"/>
+        </w:rPr>
+        <w:t>Taller PI - Clase 8 - VetCare.docx</w:t>
+      </w:r>
+      <w:r>
+        <w:rPr>
+          <w:b w:val="0"/>
+          <w:color w:val="4A4A49"/>
+          <w:sz w:val="22"/>
+        </w:rPr>
+        <w:t xml:space="preserve"> (no estan en el deck).</w:t>
       </w:r>
     </w:p>
     <w:p>

--- a/Programacion II/Kit docente/Clase 8/Guion Docente Clase 8 - Documentacion y QA Javadoc y pruebas.docx
+++ b/Programacion II/Kit docente/Clase 8/Guion Docente Clase 8 - Documentacion y QA Javadoc y pruebas.docx
@@ -302,7 +302,7 @@
           <w:color w:val="4A4A49"/>
           <w:sz w:val="22"/>
         </w:rPr>
-        <w:t>Lo que se genera es un sitio web: en VS Code se corre la herramienta del JDK desde la terminal integrada, «javadoc -d docs -private src/vetcare/*.java», que crea la carpeta docs/ y deja un index.html que se abre en el navegador con la misma cara que tiene la documentacion oficial de Java.</w:t>
+        <w:t>Lo que se genera es un sitio web: en VS Code se corre la herramienta del JDK desde la terminal integrada, «javadoc -d docs -private src/clinica/*.java», que crea la carpeta docs/ y deja un index.html que se abre en el navegador con la misma cara que tiene la documentacion oficial de Java.</w:t>
       </w:r>
     </w:p>
     <w:p>
@@ -433,7 +433,7 @@
           <w:color w:val="4A4A49"/>
           <w:sz w:val="22"/>
         </w:rPr>
-        <w:t>VetCareQADemo.java — class VetCareQADemo</w:t>
+        <w:t>ClinicaQADemo.java — class ClinicaQADemo</w:t>
       </w:r>
       <w:r>
         <w:rPr>
@@ -451,7 +451,7 @@
           <w:color w:val="4A4A49"/>
           <w:sz w:val="22"/>
         </w:rPr>
-        <w:t>VetCareQADemo.java — main() (1/3)</w:t>
+        <w:t>ClinicaQADemo.java — main() (1/3)</w:t>
       </w:r>
       <w:r>
         <w:rPr>
@@ -469,7 +469,7 @@
           <w:color w:val="4A4A49"/>
           <w:sz w:val="22"/>
         </w:rPr>
-        <w:t>VetCareQADemo.java — main() (2/3)</w:t>
+        <w:t>ClinicaQADemo.java — main() (2/3)</w:t>
       </w:r>
       <w:r>
         <w:rPr>
@@ -487,7 +487,7 @@
           <w:color w:val="4A4A49"/>
           <w:sz w:val="22"/>
         </w:rPr>
-        <w:t>VetCareQADemo.java — main() (3/3)</w:t>
+        <w:t>ClinicaQADemo.java — main() (3/3)</w:t>
       </w:r>
       <w:r>
         <w:rPr>
@@ -505,7 +505,7 @@
           <w:color w:val="4A4A49"/>
           <w:sz w:val="22"/>
         </w:rPr>
-        <w:t>VetCareQADemo.java — nuevaAgenda()</w:t>
+        <w:t>ClinicaQADemo.java — nuevaAgenda()</w:t>
       </w:r>
       <w:r>
         <w:rPr>
@@ -523,7 +523,7 @@
           <w:color w:val="4A4A49"/>
           <w:sz w:val="22"/>
         </w:rPr>
-        <w:t>VetCareQADemo.java — verificar()</w:t>
+        <w:t>ClinicaQADemo.java — verificar()</w:t>
       </w:r>
       <w:r>
         <w:rPr>
@@ -541,7 +541,7 @@
           <w:color w:val="4A4A49"/>
           <w:sz w:val="22"/>
         </w:rPr>
-        <w:t>VetCareQADemo.java — class Mascota</w:t>
+        <w:t>ClinicaQADemo.java — class Mascota</w:t>
       </w:r>
       <w:r>
         <w:rPr>
@@ -559,7 +559,7 @@
           <w:color w:val="4A4A49"/>
           <w:sz w:val="22"/>
         </w:rPr>
-        <w:t>VetCareQADemo.java — Mascota() (1/2)</w:t>
+        <w:t>ClinicaQADemo.java — Mascota() (1/2)</w:t>
       </w:r>
       <w:r>
         <w:rPr>
@@ -577,7 +577,7 @@
           <w:color w:val="4A4A49"/>
           <w:sz w:val="22"/>
         </w:rPr>
-        <w:t>VetCareQADemo.java — Mascota() (2/2)</w:t>
+        <w:t>ClinicaQADemo.java — Mascota() (2/2)</w:t>
       </w:r>
       <w:r>
         <w:rPr>
@@ -595,7 +595,7 @@
           <w:color w:val="4A4A49"/>
           <w:sz w:val="22"/>
         </w:rPr>
-        <w:t>VetCareQADemo.java — class Cita</w:t>
+        <w:t>ClinicaQADemo.java — class Cita</w:t>
       </w:r>
       <w:r>
         <w:rPr>
@@ -613,7 +613,7 @@
           <w:color w:val="4A4A49"/>
           <w:sz w:val="22"/>
         </w:rPr>
-        <w:t>VetCareQADemo.java — Cita()</w:t>
+        <w:t>ClinicaQADemo.java — Cita()</w:t>
       </w:r>
       <w:r>
         <w:rPr>
@@ -631,7 +631,7 @@
           <w:color w:val="4A4A49"/>
           <w:sz w:val="22"/>
         </w:rPr>
-        <w:t>VetCareQADemo.java — class AgendaService</w:t>
+        <w:t>ClinicaQADemo.java — class AgendaService</w:t>
       </w:r>
       <w:r>
         <w:rPr>
@@ -649,7 +649,7 @@
           <w:color w:val="4A4A49"/>
           <w:sz w:val="22"/>
         </w:rPr>
-        <w:t>VetCareQADemo.java — registrarMascota()</w:t>
+        <w:t>ClinicaQADemo.java — registrarMascota()</w:t>
       </w:r>
       <w:r>
         <w:rPr>
@@ -667,7 +667,7 @@
           <w:color w:val="4A4A49"/>
           <w:sz w:val="22"/>
         </w:rPr>
-        <w:t>VetCareQADemo.java — agendar() (1/4)</w:t>
+        <w:t>ClinicaQADemo.java — agendar() (1/4)</w:t>
       </w:r>
       <w:r>
         <w:rPr>
@@ -685,7 +685,7 @@
           <w:color w:val="4A4A49"/>
           <w:sz w:val="22"/>
         </w:rPr>
-        <w:t>VetCareQADemo.java — agendar() (2/4)</w:t>
+        <w:t>ClinicaQADemo.java — agendar() (2/4)</w:t>
       </w:r>
       <w:r>
         <w:rPr>
@@ -703,7 +703,7 @@
           <w:color w:val="4A4A49"/>
           <w:sz w:val="22"/>
         </w:rPr>
-        <w:t>VetCareQADemo.java — agendar() (3/4)</w:t>
+        <w:t>ClinicaQADemo.java — agendar() (3/4)</w:t>
       </w:r>
       <w:r>
         <w:rPr>
@@ -721,7 +721,7 @@
           <w:color w:val="4A4A49"/>
           <w:sz w:val="22"/>
         </w:rPr>
-        <w:t>VetCareQADemo.java — agendar() (4/4)</w:t>
+        <w:t>ClinicaQADemo.java — agendar() (4/4)</w:t>
       </w:r>
       <w:r>
         <w:rPr>
@@ -916,7 +916,7 @@
           <w:color w:val="111111"/>
           <w:sz w:val="21"/>
         </w:rPr>
-        <w:t>Kit docente/Clase 8/Codigo/VetCareQADemo.java</w:t>
+        <w:t>Kit docente/Clase 8/Codigo/ClinicaQADemo.java</w:t>
       </w:r>
     </w:p>
     <w:p>

--- a/Programacion II/Kit docente/Clase 8/Guion Docente Clase 8 - Documentacion y QA Javadoc y pruebas.docx
+++ b/Programacion II/Kit docente/Clase 8/Guion Docente Clase 8 - Documentacion y QA Javadoc y pruebas.docx
@@ -211,23 +211,7 @@
           <w:color w:val="4A4A49"/>
           <w:sz w:val="22"/>
         </w:rPr>
-        <w:t xml:space="preserve">Todo lo que hay que decir </w:t>
-      </w:r>
-      <w:r>
-        <w:rPr>
-          <w:b/>
-          <w:color w:val="4A4A49"/>
-          <w:sz w:val="22"/>
-        </w:rPr>
-        <w:t>esta proyectado</w:t>
-      </w:r>
-      <w:r>
-        <w:rPr>
-          <w:b w:val="0"/>
-          <w:color w:val="4A4A49"/>
-          <w:sz w:val="22"/>
-        </w:rPr>
-        <w:t>. Esta seccion dice que subrayar en cada lamina, no repite su contenido.</w:t>
+        <w:t>Las ideas de cada concepto estan proyectadas y el desarrollo completo esta en las notas del presentador de su lamina. Aqui va, por lamina y en su orden, lo que hay que subrayar.</w:t>
       </w:r>
     </w:p>
     <w:p>
@@ -237,7 +221,7 @@
           <w:color w:val="4A4A49"/>
           <w:sz w:val="22"/>
         </w:rPr>
-        <w:t>Documentar no es llenar el codigo de comentarios</w:t>
+        <w:t>[Slide 4] Documentar no es comentar cada línea</w:t>
       </w:r>
       <w:r>
         <w:rPr>
@@ -245,7 +229,7 @@
           <w:color w:val="4A4A49"/>
           <w:sz w:val="22"/>
         </w:rPr>
-        <w:t xml:space="preserve"> — 5 vinetas.</w:t>
+        <w:t xml:space="preserve"> — 3 ideas proyectadas; el desarrollo, en las notas del presentador.</w:t>
       </w:r>
     </w:p>
     <w:p>
@@ -258,7 +242,7 @@
           <w:color w:val="4A4A49"/>
           <w:sz w:val="22"/>
         </w:rPr>
-        <w:t>La documentacion tecnica no describe la implementacion, describe la promesa.</w:t>
+        <w:t>Subrayar: La documentacion tecnica no describe la implementacion, describe la promesa.</w:t>
       </w:r>
     </w:p>
     <w:p>
@@ -268,7 +252,7 @@
           <w:color w:val="4A4A49"/>
           <w:sz w:val="22"/>
         </w:rPr>
-        <w:t>Un bloque Javadoc se escribe con /</w:t>
+        <w:t>[Slide 5] Anatomía de un bloque Javadoc</w:t>
       </w:r>
       <w:r>
         <w:rPr>
@@ -276,7 +260,7 @@
           <w:color w:val="4A4A49"/>
           <w:sz w:val="22"/>
         </w:rPr>
-        <w:t xml:space="preserve"> y se cierra con */, y va...** — 4 vinetas.</w:t>
+        <w:t xml:space="preserve"> — 4 ideas proyectadas; el desarrollo, en las notas del presentador.</w:t>
       </w:r>
     </w:p>
     <w:p>
@@ -289,7 +273,7 @@
           <w:color w:val="4A4A49"/>
           <w:sz w:val="22"/>
         </w:rPr>
-        <w:t>La primera frase debe ser un resumen corto que termine en punto, porque esa frase es la que aparece en las tablas resumen del HTML generado.</w:t>
+        <w:t>Subrayar: La primera frase debe ser un resumen corto que termine en punto, porque esa frase es la que aparece en las tablas resumen del HTML generado.</w:t>
       </w:r>
     </w:p>
     <w:p>
@@ -302,7 +286,7 @@
           <w:color w:val="4A4A49"/>
           <w:sz w:val="22"/>
         </w:rPr>
-        <w:t>Lo que se genera es un sitio web: en VS Code se corre la herramienta del JDK desde la terminal integrada, «javadoc -d docs -private src/clinica/*.java», que crea la carpeta docs/ y deja un index.html que se abre en el navegador con la misma cara que tiene la documentacion oficial de Java.</w:t>
+        <w:t>Subrayar: Lo que se genera es un sitio web: en VS Code se corre la herramienta del JDK desde la terminal integrada, «javadoc -d docs -private src/clinica/*.java», que crea la carpeta docs/ y deja un index.html que se abre en el navegador con la misma cara que tiene la documentacion oficial de Java.</w:t>
       </w:r>
     </w:p>
     <w:p>
@@ -312,7 +296,7 @@
           <w:color w:val="4A4A49"/>
           <w:sz w:val="22"/>
         </w:rPr>
-        <w:t>La mejor documentacion es la que no hay que escribir, y eso se logra... (1/2)</w:t>
+        <w:t>[Slide 6] Javadoc de un constructor</w:t>
       </w:r>
       <w:r>
         <w:rPr>
@@ -320,7 +304,61 @@
           <w:color w:val="4A4A49"/>
           <w:sz w:val="22"/>
         </w:rPr>
-        <w:t xml:space="preserve"> — 3 vinetas.</w:t>
+        <w:t xml:space="preserve"> — codigo (12 lineas). Leerlo de arriba abajo y ejecutarlo en la demo.</w:t>
+      </w:r>
+    </w:p>
+    <w:p>
+      <w:r>
+        <w:rPr>
+          <w:b/>
+          <w:color w:val="4A4A49"/>
+          <w:sz w:val="22"/>
+        </w:rPr>
+        <w:t>[Slide 7] El contrato de agendar(), en Javadoc</w:t>
+      </w:r>
+      <w:r>
+        <w:rPr>
+          <w:b w:val="0"/>
+          <w:color w:val="4A4A49"/>
+          <w:sz w:val="22"/>
+        </w:rPr>
+        <w:t xml:space="preserve"> — codigo (14 lineas). Leerlo de arriba abajo y ejecutarlo en la demo.</w:t>
+      </w:r>
+    </w:p>
+    <w:p>
+      <w:r>
+        <w:rPr>
+          <w:b/>
+          <w:color w:val="4A4A49"/>
+          <w:sz w:val="22"/>
+        </w:rPr>
+        <w:t>[Slide 8] agendar(): cada @throws en el código</w:t>
+      </w:r>
+      <w:r>
+        <w:rPr>
+          <w:b w:val="0"/>
+          <w:color w:val="4A4A49"/>
+          <w:sz w:val="22"/>
+        </w:rPr>
+        <w:t xml:space="preserve"> — codigo (11 lineas). Leerlo de arriba abajo y ejecutarlo en la demo.</w:t>
+      </w:r>
+    </w:p>
+    <w:p>
+      <w:r>
+        <w:rPr>
+          <w:b/>
+          <w:color w:val="4A4A49"/>
+          <w:sz w:val="22"/>
+        </w:rPr>
+        <w:t>[Slide 9] Nombres que se explican solos</w:t>
+      </w:r>
+      <w:r>
+        <w:rPr>
+          <w:b w:val="0"/>
+          <w:color w:val="4A4A49"/>
+          <w:sz w:val="22"/>
+        </w:rPr>
+        <w:t xml:space="preserve"> — 4 ideas proyectadas; el desarrollo, en las notas del presentador.</w:t>
       </w:r>
     </w:p>
     <w:p>
@@ -333,7 +371,7 @@
           <w:color w:val="4A4A49"/>
           <w:sz w:val="22"/>
         </w:rPr>
-        <w:t>Ahora bien, la mejor documentacion es la que no hay que escribir, y eso se logra con nombres que se explican solos.</w:t>
+        <w:t>Subrayar: Ahora bien, la mejor documentacion es la que no hay que escribir, y eso se logra con nombres que se explican solos.</w:t>
       </w:r>
     </w:p>
     <w:p>
@@ -343,7 +381,7 @@
           <w:color w:val="4A4A49"/>
           <w:sz w:val="22"/>
         </w:rPr>
-        <w:t>La mejor documentacion es la que no hay que escribir, y eso se logra... (2/2)</w:t>
+        <w:t>[Slide 10] Un caso de prueba: preparar, ejecutar, verificar</w:t>
       </w:r>
       <w:r>
         <w:rPr>
@@ -351,7 +389,20 @@
           <w:color w:val="4A4A49"/>
           <w:sz w:val="22"/>
         </w:rPr>
-        <w:t xml:space="preserve"> — 2 vinetas.</w:t>
+        <w:t xml:space="preserve"> — 4 ideas proyectadas; el desarrollo, en las notas del presentador.</w:t>
+      </w:r>
+    </w:p>
+    <w:p>
+      <w:pPr>
+        <w:pStyle w:val="ListBullet2"/>
+      </w:pPr>
+      <w:r>
+        <w:rPr>
+          <w:b w:val="0"/>
+          <w:color w:val="4A4A49"/>
+          <w:sz w:val="22"/>
+        </w:rPr>
+        <w:t>Subrayar: Un caso de prueba tiene cuatro partes y conviene escribirlas en el tablero antes de tocar el teclado: un nombre que se lea como una frase, unos datos o estado de partida, una accion concreta y un resultado esperado.</w:t>
       </w:r>
     </w:p>
     <w:p>
@@ -361,7 +412,7 @@
           <w:color w:val="4A4A49"/>
           <w:sz w:val="22"/>
         </w:rPr>
-        <w:t>La segunda mitad de la clase es control de calidad (1/2)</w:t>
+        <w:t>[Slide 11] nuevaAgenda(): el mismo estado de partida</w:t>
       </w:r>
       <w:r>
         <w:rPr>
@@ -369,7 +420,7 @@
           <w:color w:val="4A4A49"/>
           <w:sz w:val="22"/>
         </w:rPr>
-        <w:t xml:space="preserve"> — 5 vinetas.</w:t>
+        <w:t xml:space="preserve"> — codigo (13 lineas). Leerlo de arriba abajo y ejecutarlo en la demo.</w:t>
       </w:r>
     </w:p>
     <w:p>
@@ -379,7 +430,7 @@
           <w:color w:val="4A4A49"/>
           <w:sz w:val="22"/>
         </w:rPr>
-        <w:t>La segunda mitad de la clase es control de calidad (2/2)</w:t>
+        <w:t>[Slide 12] Caso positivo y caso negativo</w:t>
       </w:r>
       <w:r>
         <w:rPr>
@@ -387,7 +438,7 @@
           <w:color w:val="4A4A49"/>
           <w:sz w:val="22"/>
         </w:rPr>
-        <w:t xml:space="preserve"> — 3 vinetas.</w:t>
+        <w:t xml:space="preserve"> — codigo (11 lineas). Leerlo de arriba abajo y ejecutarlo en la demo.</w:t>
       </w:r>
     </w:p>
     <w:p>
@@ -397,7 +448,7 @@
           <w:color w:val="4A4A49"/>
           <w:sz w:val="22"/>
         </w:rPr>
-        <w:t>JUnit es la herramienta que convierte esos casos en codigo que se... (1/2)</w:t>
+        <w:t>[Slide 13] JUnit: pruebas que corren solas</w:t>
       </w:r>
       <w:r>
         <w:rPr>
@@ -405,331 +456,56 @@
           <w:color w:val="4A4A49"/>
           <w:sz w:val="22"/>
         </w:rPr>
-        <w:t xml:space="preserve"> — 6 vinetas.</w:t>
+        <w:t xml:space="preserve"> — 4 ideas proyectadas; el desarrollo, en las notas del presentador.</w:t>
       </w:r>
     </w:p>
     <w:p>
-      <w:r>
-        <w:rPr>
-          <w:b/>
-          <w:color w:val="4A4A49"/>
-          <w:sz w:val="22"/>
-        </w:rPr>
-        <w:t>JUnit es la herramienta que convierte esos casos en codigo que se... (2/2)</w:t>
-      </w:r>
+      <w:pPr>
+        <w:pStyle w:val="ListBullet2"/>
+      </w:pPr>
       <w:r>
         <w:rPr>
           <w:b w:val="0"/>
           <w:color w:val="4A4A49"/>
           <w:sz w:val="22"/>
         </w:rPr>
-        <w:t xml:space="preserve"> — 4 vinetas.</w:t>
+        <w:t>Subrayar: La diferencia con la prueba manual es importante y hay que decirla completa: la prueba unitaria es automatica, repetible, rapida y prueba logica aislada, y por eso se corre cada vez que se toca el codigo; la prueba manual la hace un humano usando la interfaz, sirve para lo que no se puede automatizar facil (que el JOptionPane se lea bien, que la ventana no se congele, que el flujo tenga sentido para la recepcionista) y no reemplaza a la otra.</w:t>
       </w:r>
     </w:p>
     <w:p>
+      <w:pPr>
+        <w:spacing w:before="200" w:after="60"/>
+      </w:pPr>
       <w:r>
         <w:rPr>
           <w:b/>
-          <w:color w:val="4A4A49"/>
-          <w:sz w:val="22"/>
+          <w:color w:val="1A1C1D"/>
+          <w:sz w:val="32"/>
         </w:rPr>
-        <w:t>ClinicaQADemo.java — class ClinicaQADemo</w:t>
+        <w:t>Errores tipicos del docente que no domina el tema</w:t>
       </w:r>
+    </w:p>
+    <w:p>
       <w:r>
         <w:rPr>
           <w:b w:val="0"/>
           <w:color w:val="4A4A49"/>
           <w:sz w:val="22"/>
         </w:rPr>
-        <w:t xml:space="preserve"> — 5 vinetas.</w:t>
+        <w:t>Material de preparacion: no se proyecta.</w:t>
       </w:r>
     </w:p>
     <w:p>
-      <w:r>
-        <w:rPr>
-          <w:b/>
-          <w:color w:val="4A4A49"/>
-          <w:sz w:val="22"/>
-        </w:rPr>
-        <w:t>ClinicaQADemo.java — main() (1/3)</w:t>
-      </w:r>
+      <w:pPr>
+        <w:pStyle w:val="ListBullet"/>
+      </w:pPr>
       <w:r>
         <w:rPr>
           <w:b w:val="0"/>
           <w:color w:val="4A4A49"/>
           <w:sz w:val="22"/>
         </w:rPr>
-        <w:t xml:space="preserve"> — 20 vinetas.</w:t>
-      </w:r>
-    </w:p>
-    <w:p>
-      <w:r>
-        <w:rPr>
-          <w:b/>
-          <w:color w:val="4A4A49"/>
-          <w:sz w:val="22"/>
-        </w:rPr>
-        <w:t>ClinicaQADemo.java — main() (2/3)</w:t>
-      </w:r>
-      <w:r>
-        <w:rPr>
-          <w:b w:val="0"/>
-          <w:color w:val="4A4A49"/>
-          <w:sz w:val="22"/>
-        </w:rPr>
-        <w:t xml:space="preserve"> — 20 vinetas.</w:t>
-      </w:r>
-    </w:p>
-    <w:p>
-      <w:r>
-        <w:rPr>
-          <w:b/>
-          <w:color w:val="4A4A49"/>
-          <w:sz w:val="22"/>
-        </w:rPr>
-        <w:t>ClinicaQADemo.java — main() (3/3)</w:t>
-      </w:r>
-      <w:r>
-        <w:rPr>
-          <w:b w:val="0"/>
-          <w:color w:val="4A4A49"/>
-          <w:sz w:val="22"/>
-        </w:rPr>
-        <w:t xml:space="preserve"> — 8 vinetas.</w:t>
-      </w:r>
-    </w:p>
-    <w:p>
-      <w:r>
-        <w:rPr>
-          <w:b/>
-          <w:color w:val="4A4A49"/>
-          <w:sz w:val="22"/>
-        </w:rPr>
-        <w:t>ClinicaQADemo.java — nuevaAgenda()</w:t>
-      </w:r>
-      <w:r>
-        <w:rPr>
-          <w:b w:val="0"/>
-          <w:color w:val="4A4A49"/>
-          <w:sz w:val="22"/>
-        </w:rPr>
-        <w:t xml:space="preserve"> — 8 vinetas.</w:t>
-      </w:r>
-    </w:p>
-    <w:p>
-      <w:r>
-        <w:rPr>
-          <w:b/>
-          <w:color w:val="4A4A49"/>
-          <w:sz w:val="22"/>
-        </w:rPr>
-        <w:t>ClinicaQADemo.java — verificar()</w:t>
-      </w:r>
-      <w:r>
-        <w:rPr>
-          <w:b w:val="0"/>
-          <w:color w:val="4A4A49"/>
-          <w:sz w:val="22"/>
-        </w:rPr>
-        <w:t xml:space="preserve"> — 17 vinetas.</w:t>
-      </w:r>
-    </w:p>
-    <w:p>
-      <w:r>
-        <w:rPr>
-          <w:b/>
-          <w:color w:val="4A4A49"/>
-          <w:sz w:val="22"/>
-        </w:rPr>
-        <w:t>ClinicaQADemo.java — class Mascota</w:t>
-      </w:r>
-      <w:r>
-        <w:rPr>
-          <w:b w:val="0"/>
-          <w:color w:val="4A4A49"/>
-          <w:sz w:val="22"/>
-        </w:rPr>
-        <w:t xml:space="preserve"> — 13 vinetas.</w:t>
-      </w:r>
-    </w:p>
-    <w:p>
-      <w:r>
-        <w:rPr>
-          <w:b/>
-          <w:color w:val="4A4A49"/>
-          <w:sz w:val="22"/>
-        </w:rPr>
-        <w:t>ClinicaQADemo.java — Mascota() (1/2)</w:t>
-      </w:r>
-      <w:r>
-        <w:rPr>
-          <w:b w:val="0"/>
-          <w:color w:val="4A4A49"/>
-          <w:sz w:val="22"/>
-        </w:rPr>
-        <w:t xml:space="preserve"> — 20 vinetas.</w:t>
-      </w:r>
-    </w:p>
-    <w:p>
-      <w:r>
-        <w:rPr>
-          <w:b/>
-          <w:color w:val="4A4A49"/>
-          <w:sz w:val="22"/>
-        </w:rPr>
-        <w:t>ClinicaQADemo.java — Mascota() (2/2)</w:t>
-      </w:r>
-      <w:r>
-        <w:rPr>
-          <w:b w:val="0"/>
-          <w:color w:val="4A4A49"/>
-          <w:sz w:val="22"/>
-        </w:rPr>
-        <w:t xml:space="preserve"> — 4 vinetas.</w:t>
-      </w:r>
-    </w:p>
-    <w:p>
-      <w:r>
-        <w:rPr>
-          <w:b/>
-          <w:color w:val="4A4A49"/>
-          <w:sz w:val="22"/>
-        </w:rPr>
-        <w:t>ClinicaQADemo.java — class Cita</w:t>
-      </w:r>
-      <w:r>
-        <w:rPr>
-          <w:b w:val="0"/>
-          <w:color w:val="4A4A49"/>
-          <w:sz w:val="22"/>
-        </w:rPr>
-        <w:t xml:space="preserve"> — 11 vinetas.</w:t>
-      </w:r>
-    </w:p>
-    <w:p>
-      <w:r>
-        <w:rPr>
-          <w:b/>
-          <w:color w:val="4A4A49"/>
-          <w:sz w:val="22"/>
-        </w:rPr>
-        <w:t>ClinicaQADemo.java — Cita()</w:t>
-      </w:r>
-      <w:r>
-        <w:rPr>
-          <w:b w:val="0"/>
-          <w:color w:val="4A4A49"/>
-          <w:sz w:val="22"/>
-        </w:rPr>
-        <w:t xml:space="preserve"> — 10 vinetas.</w:t>
-      </w:r>
-    </w:p>
-    <w:p>
-      <w:r>
-        <w:rPr>
-          <w:b/>
-          <w:color w:val="4A4A49"/>
-          <w:sz w:val="22"/>
-        </w:rPr>
-        <w:t>ClinicaQADemo.java — class AgendaService</w:t>
-      </w:r>
-      <w:r>
-        <w:rPr>
-          <w:b w:val="0"/>
-          <w:color w:val="4A4A49"/>
-          <w:sz w:val="22"/>
-        </w:rPr>
-        <w:t xml:space="preserve"> — 11 vinetas.</w:t>
-      </w:r>
-    </w:p>
-    <w:p>
-      <w:r>
-        <w:rPr>
-          <w:b/>
-          <w:color w:val="4A4A49"/>
-          <w:sz w:val="22"/>
-        </w:rPr>
-        <w:t>ClinicaQADemo.java — registrarMascota()</w:t>
-      </w:r>
-      <w:r>
-        <w:rPr>
-          <w:b w:val="0"/>
-          <w:color w:val="4A4A49"/>
-          <w:sz w:val="22"/>
-        </w:rPr>
-        <w:t xml:space="preserve"> — 18 vinetas.</w:t>
-      </w:r>
-    </w:p>
-    <w:p>
-      <w:r>
-        <w:rPr>
-          <w:b/>
-          <w:color w:val="4A4A49"/>
-          <w:sz w:val="22"/>
-        </w:rPr>
-        <w:t>ClinicaQADemo.java — agendar() (1/4)</w:t>
-      </w:r>
-      <w:r>
-        <w:rPr>
-          <w:b w:val="0"/>
-          <w:color w:val="4A4A49"/>
-          <w:sz w:val="22"/>
-        </w:rPr>
-        <w:t xml:space="preserve"> — 20 vinetas.</w:t>
-      </w:r>
-    </w:p>
-    <w:p>
-      <w:r>
-        <w:rPr>
-          <w:b/>
-          <w:color w:val="4A4A49"/>
-          <w:sz w:val="22"/>
-        </w:rPr>
-        <w:t>ClinicaQADemo.java — agendar() (2/4)</w:t>
-      </w:r>
-      <w:r>
-        <w:rPr>
-          <w:b w:val="0"/>
-          <w:color w:val="4A4A49"/>
-          <w:sz w:val="22"/>
-        </w:rPr>
-        <w:t xml:space="preserve"> — 20 vinetas.</w:t>
-      </w:r>
-    </w:p>
-    <w:p>
-      <w:r>
-        <w:rPr>
-          <w:b/>
-          <w:color w:val="4A4A49"/>
-          <w:sz w:val="22"/>
-        </w:rPr>
-        <w:t>ClinicaQADemo.java — agendar() (3/4)</w:t>
-      </w:r>
-      <w:r>
-        <w:rPr>
-          <w:b w:val="0"/>
-          <w:color w:val="4A4A49"/>
-          <w:sz w:val="22"/>
-        </w:rPr>
-        <w:t xml:space="preserve"> — 20 vinetas.</w:t>
-      </w:r>
-    </w:p>
-    <w:p>
-      <w:r>
-        <w:rPr>
-          <w:b/>
-          <w:color w:val="4A4A49"/>
-          <w:sz w:val="22"/>
-        </w:rPr>
-        <w:t>ClinicaQADemo.java — agendar() (4/4)</w:t>
-      </w:r>
-      <w:r>
-        <w:rPr>
-          <w:b w:val="0"/>
-          <w:color w:val="4A4A49"/>
-          <w:sz w:val="22"/>
-        </w:rPr>
-        <w:t xml:space="preserve"> — 18 vinetas.</w:t>
+        <w:t>Error tipico del docente que no domina el tema: confundir Javadoc con comentarios normales y escribir // encima de los metodos creyendo que eso genera documentacion, o abrir el bloque con /* en vez de /** y despues no entender por que el HTML sale vacio. Muy de la mano va el vicio de documentar lo obvio (un @return 'retorna el nombre' sobre getNombre()) y dejar sin una sola linea el metodo agendar, que es justo donde vive la regla de negocio que nadie adivina. En pruebas los errores son igual de tipicos: llamar 'prueba' a un main con System.out.println donde el docente mira la consola y dice 'si, funciono' (eso no es automatico ni repetible, y nadie se entera cuando se rompe tres semanas despues); escribir pruebas que dependen del orden porque comparten un Singleton sucio de la prueba anterior; e intentar probar la ventana en vez del servicio, que es el sintoma clasico de haber metido la logica dentro del boton. Y el peor de todos, el que hay que desarmar en voz alta: creer que 'si compila, funciona'. Compilar solo significa que la sintaxis esta bien; que la mascota inactiva no pueda agendar cita es algo que solo se sabe si alguien lo comprueba.</w:t>
       </w:r>
     </w:p>
     <w:p>

--- a/Programacion II/Kit docente/Clase 8/Guion Docente Clase 8 - Documentacion y QA Javadoc y pruebas.docx
+++ b/Programacion II/Kit docente/Clase 8/Guion Docente Clase 8 - Documentacion y QA Javadoc y pruebas.docx
@@ -304,7 +304,7 @@
           <w:color w:val="4A4A49"/>
           <w:sz w:val="22"/>
         </w:rPr>
-        <w:t xml:space="preserve"> — codigo (12 lineas). Leerlo de arriba abajo y ejecutarlo en la demo.</w:t>
+        <w:t xml:space="preserve"> — programa completo (25 lineas): se copia en Main.java y corre solo. Leerlo de arriba abajo y ejecutarlo; la salida esperada esta en las notas del presentador.</w:t>
       </w:r>
     </w:p>
     <w:p>
@@ -322,7 +322,7 @@
           <w:color w:val="4A4A49"/>
           <w:sz w:val="22"/>
         </w:rPr>
-        <w:t xml:space="preserve"> — codigo (14 lineas). Leerlo de arriba abajo y ejecutarlo en la demo.</w:t>
+        <w:t xml:space="preserve"> — programa completo (47 lineas): se copia en Main.java y corre solo. Leerlo de arriba abajo y ejecutarlo; la salida esperada esta en las notas del presentador.</w:t>
       </w:r>
     </w:p>
     <w:p>
@@ -340,7 +340,7 @@
           <w:color w:val="4A4A49"/>
           <w:sz w:val="22"/>
         </w:rPr>
-        <w:t xml:space="preserve"> — codigo (11 lineas). Leerlo de arriba abajo y ejecutarlo en la demo.</w:t>
+        <w:t xml:space="preserve"> — programa completo (49 lineas): se copia en Main.java y corre solo. Leerlo de arriba abajo y ejecutarlo; la salida esperada esta en las notas del presentador.</w:t>
       </w:r>
     </w:p>
     <w:p>
@@ -420,7 +420,7 @@
           <w:color w:val="4A4A49"/>
           <w:sz w:val="22"/>
         </w:rPr>
-        <w:t xml:space="preserve"> — codigo (13 lineas). Leerlo de arriba abajo y ejecutarlo en la demo.</w:t>
+        <w:t xml:space="preserve"> — programa completo (45 lineas): se copia en Main.java y corre solo. Leerlo de arriba abajo y ejecutarlo; la salida esperada esta en las notas del presentador.</w:t>
       </w:r>
     </w:p>
     <w:p>
@@ -438,7 +438,7 @@
           <w:color w:val="4A4A49"/>
           <w:sz w:val="22"/>
         </w:rPr>
-        <w:t xml:space="preserve"> — codigo (11 lineas). Leerlo de arriba abajo y ejecutarlo en la demo.</w:t>
+        <w:t xml:space="preserve"> — programa completo (46 lineas): se copia en Main.java y corre solo. Leerlo de arriba abajo y ejecutarlo; la salida esperada esta en las notas del presentador.</w:t>
       </w:r>
     </w:p>
     <w:p>
